--- a/templates/Template_LHV_BMP.docx
+++ b/templates/Template_LHV_BMP.docx
@@ -31252,6 +31252,389 @@
       </w:r>
       <w:bookmarkStart w:id="32" w:name="_Toc216940205"/>
       <w:bookmarkEnd w:id="31"/>
+    </w:p>
+    <w:p>
+      <w:pPr>
+        <w:pStyle w:val="Heading3"/>
+        <w:numPr>
+          <w:ilvl w:val="0"/>
+          <w:numId w:val="19"/>
+        </w:numPr>
+        <w:rPr>
+          <w:rFonts w:cs="Arial"/>
+          <w:color w:val="000000" w:themeColor="text1"/>
+          <w:szCs w:val="22"/>
+          <w:lang w:val="it-IT"/>
+        </w:rPr>
+      </w:pPr>
+      <w:r>
+        <w:rPr>
+          <w:rFonts w:cs="Arial"/>
+          <w:color w:val="000000" w:themeColor="text1"/>
+          <w:szCs w:val="22"/>
+          <w:lang w:val="it-IT"/>
+        </w:rPr>
+        <w:t>Dokumen Pengembangan</w:t>
+      </w:r>
+    </w:p>
+    <w:p>
+      <w:pPr>
+        <w:pStyle w:val="ListParagraph"/>
+        <w:ind w:left="0"/>
+        <w:rPr>
+          <w:rFonts w:ascii="Arial" w:hAnsi="Arial" w:cs="Arial"/>
+          <w:color w:val="000000" w:themeColor="text1"/>
+          <w:szCs w:val="22"/>
+          <w:lang w:val="it-IT"/>
+        </w:rPr>
+      </w:pPr>
+      <w:r>
+        <w:rPr>
+          <w:rFonts w:ascii="Arial" w:hAnsi="Arial" w:cs="Arial"/>
+          <w:color w:val="000000" w:themeColor="text1"/>
+          <w:szCs w:val="22"/>
+        </w:rPr>
+        <w:t xml:space="preserve">{% for baris in </w:t>
+      </w:r>
+      <w:proofErr w:type="spellStart"/>
+      <w:r>
+        <w:rPr>
+          <w:rFonts w:ascii="Arial" w:hAnsi="Arial" w:cs="Arial"/>
+          <w:color w:val="000000" w:themeColor="text1"/>
+          <w:szCs w:val="22"/>
+        </w:rPr>
+        <w:t>dokumen_pengembangan</w:t>
+      </w:r>
+      <w:proofErr w:type="spellEnd"/>
+      <w:r>
+        <w:rPr>
+          <w:rFonts w:ascii="Arial" w:hAnsi="Arial" w:cs="Arial"/>
+          <w:color w:val="000000" w:themeColor="text1"/>
+          <w:szCs w:val="22"/>
+        </w:rPr>
+        <w:t xml:space="preserve"> | </w:t>
+      </w:r>
+      <w:proofErr w:type="gramStart"/>
+      <w:r>
+        <w:rPr>
+          <w:rFonts w:ascii="Arial" w:hAnsi="Arial" w:cs="Arial"/>
+          <w:color w:val="000000" w:themeColor="text1"/>
+          <w:szCs w:val="22"/>
+        </w:rPr>
+        <w:t>batch(</w:t>
+      </w:r>
+      <w:proofErr w:type="gramEnd"/>
+      <w:r>
+        <w:rPr>
+          <w:rFonts w:ascii="Arial" w:hAnsi="Arial" w:cs="Arial"/>
+          <w:color w:val="000000" w:themeColor="text1"/>
+          <w:szCs w:val="22"/>
+        </w:rPr>
+        <w:t>2, None) %}</w:t>
+      </w:r>
+    </w:p>
+    <w:tbl>
+      <w:tblPr>
+        <w:tblStyle w:val="TableGrid"/>
+        <w:tblW w:w="0" w:type="auto"/>
+        <w:tblInd w:w="-5" w:type="dxa"/>
+        <w:tblLayout w:type="fixed"/>
+        <w:tblLook w:val="04A0" w:firstRow="1" w:lastRow="0" w:firstColumn="1" w:lastColumn="0" w:noHBand="0" w:noVBand="1"/>
+      </w:tblPr>
+      <w:tblGrid>
+        <w:gridCol w:w="4678"/>
+        <w:gridCol w:w="4677"/>
+      </w:tblGrid>
+      <w:tr>
+        <w:tc>
+          <w:tcPr>
+            <w:tcW w:w="4678" w:type="dxa"/>
+          </w:tcPr>
+          <w:p>
+            <w:pPr>
+              <w:rPr>
+                <w:rFonts w:ascii="Arial" w:hAnsi="Arial" w:cs="Arial"/>
+                <w:color w:val="000000" w:themeColor="text1"/>
+                <w:szCs w:val="22"/>
+              </w:rPr>
+            </w:pPr>
+            <w:r>
+              <w:rPr>
+                <w:rFonts w:ascii="Arial" w:hAnsi="Arial" w:cs="Arial"/>
+                <w:color w:val="000000" w:themeColor="text1"/>
+                <w:szCs w:val="22"/>
+              </w:rPr>
+              <w:t xml:space="preserve">{% if </w:t>
+            </w:r>
+            <w:proofErr w:type="gramStart"/>
+            <w:r>
+              <w:rPr>
+                <w:rFonts w:ascii="Arial" w:hAnsi="Arial" w:cs="Arial"/>
+                <w:color w:val="000000" w:themeColor="text1"/>
+                <w:szCs w:val="22"/>
+              </w:rPr>
+              <w:t>baris[</w:t>
+            </w:r>
+            <w:proofErr w:type="gramEnd"/>
+            <w:r>
+              <w:rPr>
+                <w:rFonts w:ascii="Arial" w:hAnsi="Arial" w:cs="Arial"/>
+                <w:color w:val="000000" w:themeColor="text1"/>
+                <w:szCs w:val="22"/>
+              </w:rPr>
+              <w:t>0] %}</w:t>
+            </w:r>
+          </w:p>
+          <w:p>
+            <w:pPr>
+              <w:rPr>
+                <w:rFonts w:ascii="Arial" w:hAnsi="Arial" w:cs="Arial"/>
+                <w:color w:val="000000" w:themeColor="text1"/>
+                <w:szCs w:val="22"/>
+              </w:rPr>
+            </w:pPr>
+            <w:proofErr w:type="gramStart"/>
+            <w:r>
+              <w:rPr>
+                <w:rFonts w:ascii="Arial" w:hAnsi="Arial" w:cs="Arial"/>
+                <w:color w:val="000000" w:themeColor="text1"/>
+                <w:szCs w:val="22"/>
+              </w:rPr>
+              <w:t>{{ baris</w:t>
+            </w:r>
+            <w:proofErr w:type="gramEnd"/>
+            <w:r>
+              <w:rPr>
+                <w:rFonts w:ascii="Arial" w:hAnsi="Arial" w:cs="Arial"/>
+                <w:color w:val="000000" w:themeColor="text1"/>
+                <w:szCs w:val="22"/>
+              </w:rPr>
+              <w:t>[0</w:t>
+            </w:r>
+            <w:proofErr w:type="gramStart"/>
+            <w:r>
+              <w:rPr>
+                <w:rFonts w:ascii="Arial" w:hAnsi="Arial" w:cs="Arial"/>
+                <w:color w:val="000000" w:themeColor="text1"/>
+                <w:szCs w:val="22"/>
+              </w:rPr>
+              <w:t>].</w:t>
+            </w:r>
+            <w:proofErr w:type="spellStart"/>
+            <w:r>
+              <w:rPr>
+                <w:rFonts w:ascii="Arial" w:hAnsi="Arial" w:cs="Arial"/>
+                <w:color w:val="000000" w:themeColor="text1"/>
+                <w:szCs w:val="22"/>
+              </w:rPr>
+              <w:t>gambar</w:t>
+            </w:r>
+            <w:proofErr w:type="spellEnd"/>
+            <w:proofErr w:type="gramEnd"/>
+            <w:r>
+              <w:rPr>
+                <w:rFonts w:ascii="Arial" w:hAnsi="Arial" w:cs="Arial"/>
+                <w:color w:val="000000" w:themeColor="text1"/>
+                <w:szCs w:val="22"/>
+              </w:rPr>
+              <w:t xml:space="preserve"> }}</w:t>
+            </w:r>
+          </w:p>
+          <w:p>
+            <w:pPr>
+              <w:rPr>
+                <w:rFonts w:ascii="Arial" w:hAnsi="Arial" w:cs="Arial"/>
+                <w:color w:val="000000" w:themeColor="text1"/>
+                <w:szCs w:val="22"/>
+              </w:rPr>
+            </w:pPr>
+            <w:proofErr w:type="spellStart"/>
+            <w:r>
+              <w:rPr>
+                <w:rFonts w:ascii="Arial" w:hAnsi="Arial" w:cs="Arial"/>
+                <w:color w:val="000000" w:themeColor="text1"/>
+                <w:szCs w:val="22"/>
+              </w:rPr>
+              <w:t>Keterangan</w:t>
+            </w:r>
+            <w:proofErr w:type="spellEnd"/>
+            <w:r>
+              <w:rPr>
+                <w:rFonts w:ascii="Arial" w:hAnsi="Arial" w:cs="Arial"/>
+                <w:color w:val="000000" w:themeColor="text1"/>
+                <w:szCs w:val="22"/>
+              </w:rPr>
+              <w:t xml:space="preserve">: </w:t>
+            </w:r>
+            <w:proofErr w:type="gramStart"/>
+            <w:r>
+              <w:rPr>
+                <w:rFonts w:ascii="Arial" w:hAnsi="Arial" w:cs="Arial"/>
+                <w:color w:val="000000" w:themeColor="text1"/>
+                <w:szCs w:val="22"/>
+              </w:rPr>
+              <w:t>{{ baris</w:t>
+            </w:r>
+            <w:proofErr w:type="gramEnd"/>
+            <w:r>
+              <w:rPr>
+                <w:rFonts w:ascii="Arial" w:hAnsi="Arial" w:cs="Arial"/>
+                <w:color w:val="000000" w:themeColor="text1"/>
+                <w:szCs w:val="22"/>
+              </w:rPr>
+              <w:t>[0</w:t>
+            </w:r>
+            <w:proofErr w:type="gramStart"/>
+            <w:r>
+              <w:rPr>
+                <w:rFonts w:ascii="Arial" w:hAnsi="Arial" w:cs="Arial"/>
+                <w:color w:val="000000" w:themeColor="text1"/>
+                <w:szCs w:val="22"/>
+              </w:rPr>
+              <w:t>].</w:t>
+            </w:r>
+            <w:proofErr w:type="spellStart"/>
+            <w:r>
+              <w:rPr>
+                <w:rFonts w:ascii="Arial" w:hAnsi="Arial" w:cs="Arial"/>
+                <w:color w:val="000000" w:themeColor="text1"/>
+                <w:szCs w:val="22"/>
+              </w:rPr>
+              <w:t>keterangan</w:t>
+            </w:r>
+            <w:proofErr w:type="spellEnd"/>
+            <w:proofErr w:type="gramEnd"/>
+            <w:r>
+              <w:rPr>
+                <w:rFonts w:ascii="Arial" w:hAnsi="Arial" w:cs="Arial"/>
+                <w:color w:val="000000" w:themeColor="text1"/>
+                <w:szCs w:val="22"/>
+              </w:rPr>
+              <w:t xml:space="preserve"> }}</w:t>
+            </w:r>
+          </w:p>
+          <w:p>
+            <w:pPr>
+              <w:rPr>
+                <w:rFonts w:ascii="Arial" w:hAnsi="Arial" w:cs="Arial"/>
+                <w:color w:val="000000" w:themeColor="text1"/>
+                <w:szCs w:val="22"/>
+                <w:lang w:val="it-IT"/>
+              </w:rPr>
+            </w:pPr>
+            <w:r>
+              <w:rPr>
+                <w:rFonts w:ascii="Arial" w:hAnsi="Arial" w:cs="Arial"/>
+                <w:color w:val="000000" w:themeColor="text1"/>
+                <w:szCs w:val="22"/>
+              </w:rPr>
+              <w:t>{% endif %}</w:t>
+            </w:r>
+          </w:p>
+        </w:tc>
+        <w:tc>
+          <w:tcPr>
+            <w:tcW w:w="4677" w:type="dxa"/>
+          </w:tcPr>
+          <w:p>
+            <w:pPr>
+              <w:rPr>
+                <w:rFonts w:ascii="Arial" w:hAnsi="Arial" w:cs="Arial"/>
+                <w:color w:val="000000" w:themeColor="text1"/>
+                <w:szCs w:val="22"/>
+                <w:lang w:val="it-IT"/>
+              </w:rPr>
+            </w:pPr>
+            <w:r>
+              <w:rPr>
+                <w:rFonts w:ascii="Arial" w:hAnsi="Arial" w:cs="Arial"/>
+                <w:color w:val="000000" w:themeColor="text1"/>
+                <w:szCs w:val="22"/>
+                <w:lang w:val="it-IT"/>
+              </w:rPr>
+              <w:t>{% if baris[1] %}</w:t>
+            </w:r>
+          </w:p>
+          <w:p>
+            <w:pPr>
+              <w:rPr>
+                <w:rFonts w:ascii="Arial" w:hAnsi="Arial" w:cs="Arial"/>
+                <w:color w:val="000000" w:themeColor="text1"/>
+                <w:szCs w:val="22"/>
+                <w:lang w:val="it-IT"/>
+              </w:rPr>
+            </w:pPr>
+            <w:r>
+              <w:rPr>
+                <w:rFonts w:ascii="Arial" w:hAnsi="Arial" w:cs="Arial"/>
+                <w:color w:val="000000" w:themeColor="text1"/>
+                <w:szCs w:val="22"/>
+                <w:lang w:val="it-IT"/>
+              </w:rPr>
+              <w:t>{{ baris[1].gambar }}</w:t>
+            </w:r>
+          </w:p>
+          <w:p>
+            <w:pPr>
+              <w:rPr>
+                <w:rFonts w:ascii="Arial" w:hAnsi="Arial" w:cs="Arial"/>
+                <w:color w:val="000000" w:themeColor="text1"/>
+                <w:szCs w:val="22"/>
+                <w:lang w:val="it-IT"/>
+              </w:rPr>
+            </w:pPr>
+            <w:r>
+              <w:rPr>
+                <w:rFonts w:ascii="Arial" w:hAnsi="Arial" w:cs="Arial"/>
+                <w:color w:val="000000" w:themeColor="text1"/>
+                <w:szCs w:val="22"/>
+                <w:lang w:val="it-IT"/>
+              </w:rPr>
+              <w:t>Keterangan: {{ baris[1].keterangan }}</w:t>
+            </w:r>
+          </w:p>
+          <w:p>
+            <w:pPr>
+              <w:rPr>
+                <w:rFonts w:ascii="Arial" w:hAnsi="Arial" w:cs="Arial"/>
+                <w:color w:val="000000" w:themeColor="text1"/>
+                <w:szCs w:val="22"/>
+                <w:lang w:val="it-IT"/>
+              </w:rPr>
+            </w:pPr>
+            <w:r>
+              <w:rPr>
+                <w:rFonts w:ascii="Arial" w:hAnsi="Arial" w:cs="Arial"/>
+                <w:color w:val="000000" w:themeColor="text1"/>
+                <w:szCs w:val="22"/>
+                <w:lang w:val="it-IT"/>
+              </w:rPr>
+              <w:t>{% endif %}</w:t>
+            </w:r>
+          </w:p>
+        </w:tc>
+      </w:tr>
+    </w:tbl>
+    <w:p>
+      <w:pPr>
+        <w:pStyle w:val="ListParagraph"/>
+        <w:ind w:left="0"/>
+        <w:rPr>
+          <w:rFonts w:ascii="Arial" w:hAnsi="Arial" w:cs="Arial"/>
+          <w:color w:val="000000" w:themeColor="text1"/>
+          <w:szCs w:val="22"/>
+          <w:lang w:val="it-IT"/>
+        </w:rPr>
+      </w:pPr>
+      <w:r>
+        <w:rPr>
+          <w:rFonts w:ascii="Arial" w:hAnsi="Arial" w:cs="Arial"/>
+          <w:color w:val="000000" w:themeColor="text1"/>
+          <w:szCs w:val="22"/>
+          <w:lang w:val="it-IT"/>
+        </w:rPr>
+        <w:t>{% endfor %}</w:t>
+      </w:r>
     </w:p>
     <w:p>
       <w:pPr>
